--- a/published/ai-family/03_patterns_in_play/07_communication/lab-protocols/07_communication-lab.docx
+++ b/published/ai-family/03_patterns_in_play/07_communication/lab-protocols/07_communication-lab.docx
@@ -4,32 +4,86 @@
   <w:body>
     <w:p>
       <w:r>
-        <w:t>Lab: Exploring Communication</w:t>
+        <w:t>Lab: Keep It Up</w:t>
       </w:r>
     </w:p>
     <w:p>
       <w:r>
-        <w:t>Objective</w:t>
+        <w:t>Goal</w:t>
       </w:r>
     </w:p>
     <w:p>
       <w:r>
-        <w:t>Design and simulate a simple agent that demonstrates the principles of Communication .</w:t>
+        <w:t>To work as a Team to keep a balloon in the air.</w:t>
       </w:r>
     </w:p>
     <w:p>
       <w:r>
-        <w:t>Prerequisites</w:t>
+        <w:t>What You Need</w:t>
       </w:r>
     </w:p>
     <w:p>
       <w:r>
-        <w:t>Basic understanding of Python or a relevant simulation tool.  Familiarity with the formal definition of Communication.   Steps</w:t>
+        <w:t>A balloon (inflated).  A team (2+ people).   Steps</w:t>
       </w:r>
     </w:p>
     <w:p>
       <w:r>
-        <w:t>Define the Environment : Create a simple grid world or state space relevant to Family.  Define the Agent : Specify the agent's generative model, focusing on Communication.  Simulation : Run the agent for 100 timesteps.  Perturbation : Introduce a specific challenge to Communication (e.g., increased noise, occlusion).  Analysis : Plot the Free Energy over time. Does the agent successfully adapt?   Discussion Requirements</w:t>
+        <w:t>1. The Challenge</w:t>
+      </w:r>
+    </w:p>
+    <w:p>
+      <w:r>
+        <w:t>Keep the balloon off the floor.</w:t>
+        <w:br/>
+        <w:t>Use hands, feet, heads.</w:t>
+        <w:br/>
+        <w:t>Count how many taps you can get.</w:t>
+        <w:br/>
+        <w:t>"1, 2, 3..."</w:t>
+      </w:r>
+    </w:p>
+    <w:p>
+      <w:r>
+        <w:t>2. The Constraint</w:t>
+      </w:r>
+    </w:p>
+    <w:p>
+      <w:r>
+        <w:t>New Rule: You cannot touch the balloon twice in a row.</w:t>
+        <w:br/>
+        <w:t>You MUST pass it to someone else.</w:t>
+        <w:br/>
+        <w:t>This forces interaction.</w:t>
+      </w:r>
+    </w:p>
+    <w:p>
+      <w:r>
+        <w:t>3. The High Score</w:t>
+      </w:r>
+    </w:p>
+    <w:p>
+      <w:r>
+        <w:t>Try to beat your record.</w:t>
+        <w:br/>
+        <w:t>If you got 10, try for 15.</w:t>
+        <w:br/>
+        <w:t>Celebrate when you win!</w:t>
+      </w:r>
+    </w:p>
+    <w:p>
+      <w:r>
+        <w:t>Discussion</w:t>
+      </w:r>
+    </w:p>
+    <w:p>
+      <w:r>
+        <w:t>Did you have to call out "I got it!"? (Communication).  Did you crash into each other? (Coordination failure).  Was it more fun to play alone or together?   What We Learned</w:t>
+      </w:r>
+    </w:p>
+    <w:p>
+      <w:r>
+        <w:t>A shared goal (Keep balloon up) creates a Team.</w:t>
       </w:r>
     </w:p>
     <w:sectPr>
